--- a/01_Documentacion/MTR/MTR-001_Matriz_Trazabilidad.docx
+++ b/01_Documentacion/MTR/MTR-001_Matriz_Trazabilidad.docx
@@ -1215,7 +1215,7 @@
                 <w:b/>
                 <w:bCs/>
               </w:rPr>
-              <w:t>🔜</w:t>
+              <w:t>✅</w:t>
             </w:r>
           </w:p>
         </w:tc>
@@ -3081,16 +3081,11 @@
               <w:rPr>
                 <w:rFonts w:ascii="Segoe UI Emoji" w:hAnsi="Segoe UI Emoji" w:cs="Segoe UI Emoji"/>
               </w:rPr>
-              <w:t>🔜</w:t>
+              <w:t>✅</w:t>
             </w:r>
             <w:r>
-              <w:t xml:space="preserve"> </w:t>
+              <w:t xml:space="preserve"> Implementado</w:t>
             </w:r>
-            <w:proofErr w:type="spellStart"/>
-            <w:r>
-              <w:t>Planificado</w:t>
-            </w:r>
-            <w:proofErr w:type="spellEnd"/>
           </w:p>
         </w:tc>
       </w:tr>
@@ -3477,8 +3472,13 @@
         <w:t xml:space="preserve">python -m </w:t>
       </w:r>
       <w:proofErr w:type="spellStart"/>
+      <w:proofErr w:type="gramStart"/>
       <w:r>
-        <w:t>temp.check_settings</w:t>
+        <w:t>temp.check</w:t>
+      </w:r>
+      <w:proofErr w:type="gramEnd"/>
+      <w:r>
+        <w:t>_settings</w:t>
       </w:r>
       <w:proofErr w:type="spellEnd"/>
     </w:p>
@@ -3509,8 +3509,13 @@
         <w:t xml:space="preserve">python -m </w:t>
       </w:r>
       <w:proofErr w:type="spellStart"/>
+      <w:proofErr w:type="gramStart"/>
       <w:r>
-        <w:t>temp.check_loader</w:t>
+        <w:t>temp.check</w:t>
+      </w:r>
+      <w:proofErr w:type="gramEnd"/>
+      <w:r>
+        <w:t>_loader</w:t>
       </w:r>
       <w:proofErr w:type="spellEnd"/>
     </w:p>
@@ -4165,20 +4170,39 @@
     </w:p>
     <w:p>
       <w:r>
-        <w:t>RF-001  ██████████ 100%</w:t>
+        <w:t>RF-</w:t>
+      </w:r>
+      <w:proofErr w:type="gramStart"/>
+      <w:r>
+        <w:t>001  █</w:t>
+      </w:r>
+      <w:proofErr w:type="gramEnd"/>
+      <w:r>
+        <w:t>█████████ 100%</w:t>
       </w:r>
       <w:r>
         <w:br/>
       </w:r>
       <w:r>
         <w:br/>
-        <w:t xml:space="preserve">RF-002  </w:t>
+        <w:t>RF-</w:t>
+      </w:r>
+      <w:proofErr w:type="gramStart"/>
+      <w:r>
+        <w:t xml:space="preserve">002  </w:t>
       </w:r>
       <w:r>
         <w:rPr>
           <w:rFonts w:ascii="Times New Roman" w:hAnsi="Times New Roman" w:cs="Times New Roman"/>
         </w:rPr>
-        <w:t>░░░░░░░░░░</w:t>
+        <w:t>░</w:t>
+      </w:r>
+      <w:proofErr w:type="gramEnd"/>
+      <w:r>
+        <w:rPr>
+          <w:rFonts w:ascii="Times New Roman" w:hAnsi="Times New Roman" w:cs="Times New Roman"/>
+        </w:rPr>
+        <w:t>░░░░░░░░░</w:t>
       </w:r>
       <w:r>
         <w:t xml:space="preserve">   0%</w:t>
@@ -4188,13 +4212,24 @@
       </w:r>
       <w:r>
         <w:br/>
-        <w:t xml:space="preserve">RF-003  </w:t>
+        <w:t>RF-</w:t>
+      </w:r>
+      <w:proofErr w:type="gramStart"/>
+      <w:r>
+        <w:t xml:space="preserve">003  </w:t>
       </w:r>
       <w:r>
         <w:rPr>
           <w:rFonts w:ascii="Times New Roman" w:hAnsi="Times New Roman" w:cs="Times New Roman"/>
         </w:rPr>
-        <w:t>░░░░░░░░░░</w:t>
+        <w:t>░</w:t>
+      </w:r>
+      <w:proofErr w:type="gramEnd"/>
+      <w:r>
+        <w:rPr>
+          <w:rFonts w:ascii="Times New Roman" w:hAnsi="Times New Roman" w:cs="Times New Roman"/>
+        </w:rPr>
+        <w:t>░░░░░░░░░</w:t>
       </w:r>
       <w:r>
         <w:t xml:space="preserve">   0%</w:t>
@@ -4204,13 +4239,24 @@
       </w:r>
       <w:r>
         <w:br/>
-        <w:t xml:space="preserve">RF-004  </w:t>
+        <w:t>RF-</w:t>
+      </w:r>
+      <w:proofErr w:type="gramStart"/>
+      <w:r>
+        <w:t xml:space="preserve">004  </w:t>
       </w:r>
       <w:r>
         <w:rPr>
           <w:rFonts w:ascii="Times New Roman" w:hAnsi="Times New Roman" w:cs="Times New Roman"/>
         </w:rPr>
-        <w:t>░░░░░░░░░░</w:t>
+        <w:t>░</w:t>
+      </w:r>
+      <w:proofErr w:type="gramEnd"/>
+      <w:r>
+        <w:rPr>
+          <w:rFonts w:ascii="Times New Roman" w:hAnsi="Times New Roman" w:cs="Times New Roman"/>
+        </w:rPr>
+        <w:t>░░░░░░░░░</w:t>
       </w:r>
       <w:r>
         <w:t xml:space="preserve">   0%</w:t>
@@ -5773,6 +5819,7 @@
   <w:style w:type="character" w:default="1" w:styleId="DefaultParagraphFont">
     <w:name w:val="Default Paragraph Font"/>
     <w:uiPriority w:val="1"/>
+    <w:semiHidden/>
     <w:unhideWhenUsed/>
   </w:style>
   <w:style w:type="table" w:default="1" w:styleId="TableNormal">
